--- a/1_Stock_Picker/README texts/Step1.2.docx
+++ b/1_Stock_Picker/README texts/Step1.2.docx
@@ -24,7 +24,7 @@
     <w:p>
       <w:r>
         <w:pict w14:anchorId="3AC5DA97">
-          <v:rect id="_x0000_i1127" style="width:0;height:1.5pt" o:hralign="center" o:hrstd="t" o:hr="t" fillcolor="#a0a0a0" stroked="f"/>
+          <v:rect id="_x0000_i1025" style="width:0;height:1.5pt" o:hralign="center" o:hrstd="t" o:hr="t" fillcolor="#a0a0a0" stroked="f"/>
         </w:pict>
       </w:r>
     </w:p>
@@ -297,7 +297,7 @@
     <w:p>
       <w:r>
         <w:pict w14:anchorId="535F94B7">
-          <v:rect id="_x0000_i1128" style="width:0;height:1.5pt" o:hralign="center" o:hrstd="t" o:hr="t" fillcolor="#a0a0a0" stroked="f"/>
+          <v:rect id="_x0000_i1026" style="width:0;height:1.5pt" o:hralign="center" o:hrstd="t" o:hr="t" fillcolor="#a0a0a0" stroked="f"/>
         </w:pict>
       </w:r>
     </w:p>
@@ -332,7 +332,7 @@
     <w:p>
       <w:r>
         <w:pict w14:anchorId="14D923B9">
-          <v:rect id="_x0000_i1129" style="width:0;height:1.5pt" o:hralign="center" o:hrstd="t" o:hr="t" fillcolor="#a0a0a0" stroked="f"/>
+          <v:rect id="_x0000_i1027" style="width:0;height:1.5pt" o:hralign="center" o:hrstd="t" o:hr="t" fillcolor="#a0a0a0" stroked="f"/>
         </w:pict>
       </w:r>
     </w:p>
@@ -418,7 +418,7 @@
     <w:p>
       <w:r>
         <w:pict w14:anchorId="693C319E">
-          <v:rect id="_x0000_i1130" style="width:0;height:1.5pt" o:hralign="center" o:hrstd="t" o:hr="t" fillcolor="#a0a0a0" stroked="f"/>
+          <v:rect id="_x0000_i1028" style="width:0;height:1.5pt" o:hralign="center" o:hrstd="t" o:hr="t" fillcolor="#a0a0a0" stroked="f"/>
         </w:pict>
       </w:r>
     </w:p>
@@ -509,7 +509,7 @@
     <w:p>
       <w:r>
         <w:pict w14:anchorId="45486A31">
-          <v:rect id="_x0000_i1131" style="width:0;height:1.5pt" o:hralign="center" o:hrstd="t" o:hr="t" fillcolor="#a0a0a0" stroked="f"/>
+          <v:rect id="_x0000_i1029" style="width:0;height:1.5pt" o:hralign="center" o:hrstd="t" o:hr="t" fillcolor="#a0a0a0" stroked="f"/>
         </w:pict>
       </w:r>
     </w:p>
@@ -530,7 +530,7 @@
     <w:p>
       <w:r>
         <w:pict w14:anchorId="061EB3F2">
-          <v:rect id="_x0000_i1132" style="width:0;height:1.5pt" o:hralign="center" o:hrstd="t" o:hr="t" fillcolor="#a0a0a0" stroked="f"/>
+          <v:rect id="_x0000_i1030" style="width:0;height:1.5pt" o:hralign="center" o:hrstd="t" o:hr="t" fillcolor="#a0a0a0" stroked="f"/>
         </w:pict>
       </w:r>
     </w:p>
@@ -1772,7 +1772,7 @@
     <w:p>
       <w:r>
         <w:pict w14:anchorId="62E9EBBB">
-          <v:rect id="_x0000_i1133" style="width:0;height:1.5pt" o:hralign="center" o:hrstd="t" o:hr="t" fillcolor="#a0a0a0" stroked="f"/>
+          <v:rect id="_x0000_i1031" style="width:0;height:1.5pt" o:hralign="center" o:hrstd="t" o:hr="t" fillcolor="#a0a0a0" stroked="f"/>
         </w:pict>
       </w:r>
     </w:p>
@@ -1843,7 +1843,7 @@
       <w:r>
         <w:lastRenderedPageBreak/>
         <w:pict w14:anchorId="43055434">
-          <v:rect id="_x0000_i1134" style="width:0;height:1.5pt" o:hralign="center" o:hrstd="t" o:hr="t" fillcolor="#a0a0a0" stroked="f"/>
+          <v:rect id="_x0000_i1032" style="width:0;height:1.5pt" o:hralign="center" o:hrstd="t" o:hr="t" fillcolor="#a0a0a0" stroked="f"/>
         </w:pict>
       </w:r>
     </w:p>
@@ -2092,7 +2092,7 @@
       <w:r>
         <w:lastRenderedPageBreak/>
         <w:pict w14:anchorId="3E7C1E9D">
-          <v:rect id="_x0000_i1135" style="width:0;height:1.5pt" o:hralign="center" o:hrstd="t" o:hr="t" fillcolor="#a0a0a0" stroked="f"/>
+          <v:rect id="_x0000_i1033" style="width:0;height:1.5pt" o:hralign="center" o:hrstd="t" o:hr="t" fillcolor="#a0a0a0" stroked="f"/>
         </w:pict>
       </w:r>
     </w:p>
@@ -2801,7 +2801,7 @@
     <w:p>
       <w:r>
         <w:pict w14:anchorId="3AAF5111">
-          <v:rect id="_x0000_i1136" style="width:0;height:1.5pt" o:hralign="center" o:hrstd="t" o:hr="t" fillcolor="#a0a0a0" stroked="f"/>
+          <v:rect id="_x0000_i1034" style="width:0;height:1.5pt" o:hralign="center" o:hrstd="t" o:hr="t" fillcolor="#a0a0a0" stroked="f"/>
         </w:pict>
       </w:r>
     </w:p>
@@ -3033,11 +3033,31 @@
       <w:r>
         <w:t>"</w:t>
       </w:r>
-    </w:p>
+      <w:r>
+        <w:t>&amp;   # the &amp; runs it in the background on Mac/Linux</w:t>
+      </w:r>
+    </w:p>
+    <w:p>
+      <w:r>
+        <w:t xml:space="preserve">      # on Windows: start a separate terminal and run without &amp;</w:t>
+      </w:r>
+    </w:p>
+    <w:p>
+      <w:r>
+        <w:t>The 3-quarter data already in the database will not be duplicated — the parser checks filing dates before inserting and skips filings already stored.</w:t>
+      </w:r>
+    </w:p>
+    <w:p>
+      <w:r>
+        <w:t>Once the 3-quarter verification looks correct, proceed to Step 1.3.</w:t>
+      </w:r>
+    </w:p>
+    <w:p/>
+    <w:p/>
     <w:p>
       <w:r>
         <w:pict w14:anchorId="72C5BF75">
-          <v:rect id="_x0000_i1137" style="width:0;height:1.5pt" o:hralign="center" o:hrstd="t" o:hr="t" fillcolor="#a0a0a0" stroked="f"/>
+          <v:rect id="_x0000_i1035" style="width:0;height:1.5pt" o:hralign="center" o:hrstd="t" o:hr="t" fillcolor="#a0a0a0" stroked="f"/>
         </w:pict>
       </w:r>
     </w:p>
@@ -3186,6 +3206,7 @@
     </w:p>
     <w:p>
       <w:r>
+        <w:lastRenderedPageBreak/>
         <w:t xml:space="preserve">    'Content-Type': 'application/</w:t>
       </w:r>
       <w:proofErr w:type="spellStart"/>
@@ -3223,7 +3244,7 @@
     <w:p>
       <w:r>
         <w:pict w14:anchorId="274ED3E1">
-          <v:rect id="_x0000_i1138" style="width:0;height:1.5pt" o:hralign="center" o:hrstd="t" o:hr="t" fillcolor="#a0a0a0" stroked="f"/>
+          <v:rect id="_x0000_i1036" style="width:0;height:1.5pt" o:hralign="center" o:hrstd="t" o:hr="t" fillcolor="#a0a0a0" stroked="f"/>
         </w:pict>
       </w:r>
     </w:p>
@@ -3233,7 +3254,6 @@
           <w:b/>
           <w:bCs/>
         </w:rPr>
-        <w:lastRenderedPageBreak/>
         <w:t>Summary of the two-stage approach</w:t>
       </w:r>
     </w:p>
@@ -3379,7 +3399,7 @@
     <w:p>
       <w:r>
         <w:pict w14:anchorId="162339A1">
-          <v:rect id="_x0000_i1139" style="width:0;height:1.5pt" o:hralign="center" o:hrstd="t" o:hr="t" fillcolor="#a0a0a0" stroked="f"/>
+          <v:rect id="_x0000_i1037" style="width:0;height:1.5pt" o:hralign="center" o:hrstd="t" o:hr="t" fillcolor="#a0a0a0" stroked="f"/>
         </w:pict>
       </w:r>
     </w:p>
@@ -3399,6 +3419,7 @@
     </w:p>
     <w:p>
       <w:r>
+        <w:lastRenderedPageBreak/>
         <w:t>Each institution holds on average 50-200 positions per quarter. Many positions overlap across institutions and across quarters — Baker Bros. holding RVMD for 3 years means the same CUSIP appears in 12 quarterly filings but is only resolved once and cached once.</w:t>
       </w:r>
     </w:p>
@@ -3432,7 +3453,6 @@
     </w:p>
     <w:p>
       <w:r>
-        <w:lastRenderedPageBreak/>
         <w:t>ticker TEXT       5 characters average</w:t>
       </w:r>
     </w:p>
@@ -3479,7 +3499,7 @@
     <w:p>
       <w:r>
         <w:pict w14:anchorId="606695A0">
-          <v:rect id="_x0000_i1140" style="width:0;height:1.5pt" o:hralign="center" o:hrstd="t" o:hr="t" fillcolor="#a0a0a0" stroked="f"/>
+          <v:rect id="_x0000_i1038" style="width:0;height:1.5pt" o:hralign="center" o:hrstd="t" o:hr="t" fillcolor="#a0a0a0" stroked="f"/>
         </w:pict>
       </w:r>
     </w:p>
@@ -3620,8 +3640,9 @@
     </w:p>
     <w:p>
       <w:r>
+        <w:lastRenderedPageBreak/>
         <w:pict w14:anchorId="5A87078C">
-          <v:rect id="_x0000_i1141" style="width:0;height:1.5pt" o:hralign="center" o:hrstd="t" o:hr="t" fillcolor="#a0a0a0" stroked="f"/>
+          <v:rect id="_x0000_i1039" style="width:0;height:1.5pt" o:hralign="center" o:hrstd="t" o:hr="t" fillcolor="#a0a0a0" stroked="f"/>
         </w:pict>
       </w:r>
     </w:p>
@@ -3668,7 +3689,7 @@
     <w:p>
       <w:r>
         <w:pict w14:anchorId="09395955">
-          <v:rect id="_x0000_i1142" style="width:0;height:1.5pt" o:hralign="center" o:hrstd="t" o:hr="t" fillcolor="#a0a0a0" stroked="f"/>
+          <v:rect id="_x0000_i1040" style="width:0;height:1.5pt" o:hralign="center" o:hrstd="t" o:hr="t" fillcolor="#a0a0a0" stroked="f"/>
         </w:pict>
       </w:r>
     </w:p>
@@ -3678,7 +3699,6 @@
           <w:b/>
           <w:bCs/>
         </w:rPr>
-        <w:lastRenderedPageBreak/>
         <w:t>Total database size after full 5-year history</w:t>
       </w:r>
     </w:p>
@@ -4036,7 +4056,7 @@
     <w:p>
       <w:r>
         <w:pict w14:anchorId="7824D2B0">
-          <v:rect id="_x0000_i1143" style="width:0;height:1.5pt" o:hralign="center" o:hrstd="t" o:hr="t" fillcolor="#a0a0a0" stroked="f"/>
+          <v:rect id="_x0000_i1041" style="width:0;height:1.5pt" o:hralign="center" o:hrstd="t" o:hr="t" fillcolor="#a0a0a0" stroked="f"/>
         </w:pict>
       </w:r>
     </w:p>
@@ -5318,6 +5338,7 @@
   <w:style w:type="character" w:default="1" w:styleId="DefaultParagraphFont">
     <w:name w:val="Default Paragraph Font"/>
     <w:uiPriority w:val="1"/>
+    <w:semiHidden/>
     <w:unhideWhenUsed/>
   </w:style>
   <w:style w:type="table" w:default="1" w:styleId="TableNormal">
